--- a/lectures/07_Nearest_Neighbor_Analysis/assignments/homework_07.docx
+++ b/lectures/07_Nearest_Neighbor_Analysis/assignments/homework_07.docx
@@ -9,7 +9,39 @@
           <w:color w:val="333333"/>
           <w:shd w:val="clear" w:color="auto" w:fill="FFFFFF"/>
         </w:rPr>
-        <w:t>利用課堂提供的資料，利用</w:t>
+        <w:t>利用課堂提供的資料</w:t>
+      </w:r>
+      <w:r>
+        <w:rPr>
+          <w:rFonts w:ascii="Lato" w:hAnsi="Lato" w:hint="eastAsia"/>
+          <w:color w:val="333333"/>
+          <w:shd w:val="clear" w:color="auto" w:fill="FFFFFF"/>
+        </w:rPr>
+        <w:t>(T</w:t>
+      </w:r>
+      <w:r>
+        <w:rPr>
+          <w:rFonts w:ascii="Lato" w:hAnsi="Lato"/>
+          <w:color w:val="333333"/>
+          <w:shd w:val="clear" w:color="auto" w:fill="FFFFFF"/>
+        </w:rPr>
+        <w:t>empcycle_twd97.shp</w:t>
+      </w:r>
+      <w:r>
+        <w:rPr>
+          <w:rFonts w:ascii="Lato" w:hAnsi="Lato" w:hint="eastAsia"/>
+          <w:color w:val="333333"/>
+          <w:shd w:val="clear" w:color="auto" w:fill="FFFFFF"/>
+        </w:rPr>
+        <w:t>)</w:t>
+      </w:r>
+      <w:r>
+        <w:rPr>
+          <w:rFonts w:ascii="Lato" w:hAnsi="Lato"/>
+          <w:color w:val="333333"/>
+          <w:shd w:val="clear" w:color="auto" w:fill="FFFFFF"/>
+        </w:rPr>
+        <w:t>，利用</w:t>
       </w:r>
       <w:r>
         <w:rPr>
@@ -216,6 +248,7 @@
     <w:lsdException w:name="HTML Sample" w:semiHidden="1" w:unhideWhenUsed="1"/>
     <w:lsdException w:name="HTML Typewriter" w:semiHidden="1" w:unhideWhenUsed="1"/>
     <w:lsdException w:name="HTML Variable" w:semiHidden="1" w:unhideWhenUsed="1"/>
+    <w:lsdException w:name="Normal Table" w:semiHidden="1" w:unhideWhenUsed="1"/>
     <w:lsdException w:name="annotation subject" w:semiHidden="1" w:unhideWhenUsed="1"/>
     <w:lsdException w:name="No List" w:semiHidden="1" w:unhideWhenUsed="1"/>
     <w:lsdException w:name="Outline List 1" w:semiHidden="1" w:unhideWhenUsed="1"/>
@@ -262,8 +295,10 @@
     <w:lsdException w:name="Table Subtle 2" w:semiHidden="1" w:unhideWhenUsed="1"/>
     <w:lsdException w:name="Table Web 1" w:semiHidden="1" w:unhideWhenUsed="1"/>
     <w:lsdException w:name="Table Web 2" w:semiHidden="1" w:unhideWhenUsed="1"/>
+    <w:lsdException w:name="Table Web 3" w:semiHidden="1" w:unhideWhenUsed="1"/>
     <w:lsdException w:name="Balloon Text" w:semiHidden="1" w:unhideWhenUsed="1"/>
     <w:lsdException w:name="Table Grid" w:uiPriority="39"/>
+    <w:lsdException w:name="Table Theme" w:semiHidden="1" w:unhideWhenUsed="1"/>
     <w:lsdException w:name="Placeholder Text" w:semiHidden="1"/>
     <w:lsdException w:name="No Spacing" w:uiPriority="1" w:qFormat="1"/>
     <w:lsdException w:name="Light Shading" w:uiPriority="60"/>
